--- a/CST4245_CW1_Submission_Final.docx
+++ b/CST4245_CW1_Submission_Final.docx
@@ -225,7 +225,7 @@
           <w:sz w:val="24"/>
           <w:szCs w:val="24"/>
         </w:rPr>
-        <w:t xml:space="preserve">Non-communicable diseases, particularly the cluster of conditions associated with metabolic syndrome, represent one of the defining public health challenges of the modern era. Hypertension, obesity, and type 2 diabetes do not exist independently in either biology or policy: they form a reinforcing triad, with each condition elevating the risk of the others. Obesity drives insulin resistance and thereby increases diabetes risk; both obesity and diabetes contribute to elevated blood pressure; and hypertension, in turn, amplifies the cardiovascular consequences of the other two. Understanding how these three conditions have moved together across populations, and where the trends diverge, has real implications for how health systems should allocate resources (Ng et al., 2014).</w:t>
+        <w:t xml:space="preserve">Non-communicable diseases, particularly the cluster of conditions associated with metabolic syndrome, represent one of the defining public health challenges of the modern era. Hypertension, obesity and type 2 diabetes don’t exist independently, they form a reinforcing triad that affects each other. Obesity drives insulin resistance and increases diabetes risk; both obesity and diabetes push blood pressure up; and hypertension makes the cardiovascular consequences of the other two worse. Understanding how these three conditions have moved together across populations, and where the trends diverge, has real implications for how health systems should allocate resources (Ng et al., 2014).</w:t>
       </w:r>
     </w:p>
     <w:p>
@@ -281,8 +281,23 @@
           <w:sz w:val="24"/>
           <w:szCs w:val="24"/>
         </w:rPr>
-        <w:t xml:space="preserve">All visualisations were produced using Altair, a Python library based on the Vega-Lite grammar of graphics, which allows declarative specification of charts and interactive features through a concise syntax. The analytical structure follows Munzner's (2014) What-Why-How framework, which provides a disciplined way of justifying design choices. Each visualisation section below uses this structure to explain not just what the chart shows but why a particular chart type was chosen and how the specific encoding decisions serve the analytical goals.</w:t>
-      </w:r>
+        <w:t xml:space="preserve">All visualisations were produced using Altair, a Python library based on the Vega-Lite grammar of graphics. Altair lets you describe charts using Python in a relatively concise way, which made it easier to iterate on the designs. The analytical structure follows Munzner’s (2014) What-Why-How framework, which provides a disciplined way of justifying design choices. Each visualisation section below uses this structure to explain not just what the chart shows but why a particular chart type was chosen and how the specific encoding decisions serve the analytical goals. An interactive version of this dashboard is also available at:</w:t>
+      </w:r>
+    </w:p>
+    <w:p>
+      <w:pPr>
+        <w:jc w:val="left"/>
+      </w:pPr>
+      <w:hyperlink r:id="rId15" w:history="1">
+        <w:r>
+          <w:rPr>
+            <w:rStyle w:val="Hyperlink"/>
+            <w:color w:val="1155CC"/>
+            <w:u w:val="single"/>
+          </w:rPr>
+          <w:t>https://cst-4245-cw-1-submission.vercel.app</w:t>
+        </w:r>
+      </w:hyperlink>
     </w:p>
     <w:p>
       <w:pPr>
@@ -528,21 +543,21 @@
           <w:sz w:val="24"/>
           <w:szCs w:val="24"/>
         </w:rPr>
-        <w:t xml:space="preserve">WHO region classification. A region column was added to all three sheets, assigning each of the 200 countries to one of six WHO-style groupings: Africa, Americas, Europe, Eastern Mediterranean, South-East Asia, and Western Pacific. This was done via a manually curated Python dictionary instead of an automated lookup, because the country names in the dataset do not always match standard ISO naming conventions. For instance, "Lao PDR", "Brunei Darussalam", "Cote d'Ivoire", and "Guinea Bissau" require careful handling. Three countries (Occupied Palestinian Territory,, Puerto Rico, and Russian Federation, were initially unmatched and fell into an "Other" category; they appear as a seventh grouping in charts that use this dimension. The region assignment is a deliberate analytical decision: it allows the geographic dimension of the data to be explored, which would not be possible using raw country names alone.</w:t>
-      </w:r>
-    </w:p>
-    <w:p>
-      <w:pPr>
-        <w:spacing w:before="80" w:after="80"/>
-        <w:jc w:val="both"/>
-      </w:pPr>
-      <w:r>
-        <w:rPr>
-          <w:rFonts w:ascii="Calibri" w:cs="Calibri" w:eastAsia="Calibri" w:hAnsi="Calibri"/>
-          <w:sz w:val="24"/>
-          <w:szCs w:val="24"/>
-        </w:rPr>
-        <w:t xml:space="preserve">Year restriction and merge. The three sheets were joined on Country, Sex, and Year using an inner join, restricted to the 1980–2014 window. This gives 14,000 rows (200 countries × 35 years × 2 sexes) with zero null values. An inner join was chosen over an outer join specifically to ensure that every row in the merged dataset has valid values for all three conditions. An outer join would introduce NaN values for years outside each sheet's coverage.</w:t>
+        <w:t xml:space="preserve">WHO region classification. A region column was added to all three sheets, assigning each of the 200 countries to one of six WHO-style groupings: Africa, Americas, Europe, Eastern Mediterranean, South-East Asia, and Western Pacific. I initially tried to match countries automatically but a few like 'Lao PDR', 'Brunei Darussalam' and 'Cote d'Ivoire' didn't match standard lists, so I ended up doing the region mapping manually using a Python dictionary. Three countries (Occupied Palestinian Territory, Puerto Rico, and Russian Federation) were initially unmatched and fell into an 'Other' category. They show up as a seventh grouping in some charts.</w:t>
+      </w:r>
+    </w:p>
+    <w:p>
+      <w:pPr>
+        <w:spacing w:before="80" w:after="80"/>
+        <w:jc w:val="both"/>
+      </w:pPr>
+      <w:r>
+        <w:rPr>
+          <w:rFonts w:ascii="Calibri" w:cs="Calibri" w:eastAsia="Calibri" w:hAnsi="Calibri"/>
+          <w:sz w:val="24"/>
+          <w:szCs w:val="24"/>
+        </w:rPr>
+        <w:t xml:space="preserve">Year restriction and merge. The three sheets were joined on Country, Sex, and Year, restricted to the 1980–2014 window. I used an inner join so I only kept rows where all three conditions had data for that year, which gave a clean 14,000 row dataset with no null values. An outer join would have introduced gaps for years outside each sheet's coverage and I didn't want to deal with that in the charts.</w:t>
       </w:r>
     </w:p>
     <w:p>
@@ -1314,63 +1329,63 @@
           <w:sz w:val="24"/>
           <w:szCs w:val="24"/>
         </w:rPr>
-        <w:t xml:space="preserve">For each visualisation in this report I used Munzner's (2014) What-Why-How framework. I'll be honest — I initially picked chart types by gut instinct, and going back to apply the framework properly made me rethink a few decisions. It's a useful exercise because it forces you to actually say why you're using a particular chart, rather than just defaulting to a line chart every time something changes over time.</w:t>
-      </w:r>
-    </w:p>
-    <w:p>
-      <w:pPr>
-        <w:spacing w:before="80" w:after="80"/>
-        <w:jc w:val="both"/>
-      </w:pPr>
-      <w:r>
-        <w:rPr>
-          <w:rFonts w:ascii="Calibri" w:cs="Calibri" w:eastAsia="Calibri" w:hAnsi="Calibri"/>
-          <w:sz w:val="24"/>
-          <w:szCs w:val="24"/>
-        </w:rPr>
-        <w:t xml:space="preserve">The What dimension is basically asking: what kind of data are we dealing with? In this dataset, Year is temporal, Country and Sex are nominal, and the three prevalence measures are quantitative and continuous. Region is also nominal, though there is a loose geographic ordering to it. This matters because it limits your options — you can't really encode a continuous number as a shape, for example, and using colour saturation to represent a category like region doesn't make much sense either.</w:t>
-      </w:r>
-    </w:p>
-    <w:p>
-      <w:pPr>
-        <w:spacing w:before="80" w:after="80"/>
-        <w:jc w:val="both"/>
-      </w:pPr>
-      <w:r>
-        <w:rPr>
-          <w:rFonts w:ascii="Calibri" w:cs="Calibri" w:eastAsia="Calibri" w:hAnsi="Calibri"/>
-          <w:sz w:val="24"/>
-          <w:szCs w:val="24"/>
-        </w:rPr>
-        <w:t xml:space="preserve">The Why dimension is about what task the visualisation is actually trying to support. Munzner (2014) lists several: discover, present, compare, summarise, identify, locate. Looking at my six charts, most of them fall into summarise or compare categories — Charts 1 and 5 are about showing overall patterns across many countries, Charts 2 and 3 are directly comparing groups. Chart 4 is more of a discovery task because I wasn't sure going in whether the obesity-diabetes relationship would be as clear at the country level as the literature suggests. Chart 6 is mainly a present task — it's there to show geographic spread to a reader who might not sit and read a table.</w:t>
-      </w:r>
-    </w:p>
-    <w:p>
-      <w:pPr>
-        <w:spacing w:before="80" w:after="80"/>
-        <w:jc w:val="both"/>
-      </w:pPr>
-      <w:r>
-        <w:rPr>
-          <w:rFonts w:ascii="Calibri" w:cs="Calibri" w:eastAsia="Calibri" w:hAnsi="Calibri"/>
-          <w:sz w:val="24"/>
-          <w:szCs w:val="24"/>
-        </w:rPr>
-        <w:t xml:space="preserve">The How dimension is about marks and channels — what visual variables you actually use to represent the data. Cleveland and McGill (1984) rank position as the most accurately perceived channel, with length, angle, area, and colour saturation below it in that order. Based on this, I tried to use position on an axis for the main quantitative comparisons in all six charts, and kept colour mostly for categorical distinctions like sex or region. The one exception is the heatmap in Chart 5, where colour does the quantitative work — but I added numeric labels inside the cells to compensate for the fact that colour alone isn't very precise. For sex encoding across Charts 1 and 2, I used both colour and line style together (solid vs dashed), which means it still reads clearly in greyscale or for someone with colour blindness. I also kept the same region colour palette across all charts so you only need to learn it once.</w:t>
-      </w:r>
-    </w:p>
-    <w:p>
-      <w:pPr>
-        <w:spacing w:before="80" w:after="80"/>
-        <w:jc w:val="both"/>
-      </w:pPr>
-      <w:r>
-        <w:rPr>
-          <w:rFonts w:ascii="Calibri" w:cs="Calibri" w:eastAsia="Calibri" w:hAnsi="Calibri"/>
-          <w:sz w:val="24"/>
-          <w:szCs w:val="24"/>
-        </w:rPr>
-        <w:t xml:space="preserve">One thing I should be upfront about: I didn't design every chart using the framework from scratch before writing any code. In practice I built the charts first, then applied the What-Why-How structure to explain the choices I'd already made. For some of them — like the small multiples decision in Chart 1 — that felt a bit circular because the framework was justifying something I'd already decided on practical grounds. A cleaner approach would have been to plan the encodings before coding, but honestly the analysis process involved a lot of back and forth between the data and the visualisations, and that's probably normal for exploratory work.</w:t>
+        <w:t xml:space="preserve">For each visualisation in this report I used Munzner's (2014) What-Why-How framework (the book is called Visualization Analysis and Design). I found it a bit abstract at first but it helped me think about why a bar chart made more sense than a pie chart in some cases. I'll be honest, I initially picked chart types by gut instinct, and going back to apply the framework made me rethink a few decisions. It forces you to say why you're using a particular chart rather than just going with the default.</w:t>
+      </w:r>
+    </w:p>
+    <w:p>
+      <w:pPr>
+        <w:spacing w:before="80" w:after="80"/>
+        <w:jc w:val="both"/>
+      </w:pPr>
+      <w:r>
+        <w:rPr>
+          <w:rFonts w:ascii="Calibri" w:cs="Calibri" w:eastAsia="Calibri" w:hAnsi="Calibri"/>
+          <w:sz w:val="24"/>
+          <w:szCs w:val="24"/>
+        </w:rPr>
+        <w:t xml:space="preserve">The What dimension is basically asking: what kind of data are we dealing with? In this dataset, Year is temporal, Country and Sex are nominal, and the three prevalence measures are quantitative and continuous. Region is also nominal, though there is a loose geographic ordering to it. This matters because it limits your options. You can't really encode a continuous number as a shape, for example, and using colour saturation to represent a category like region doesn't make much sense either.</w:t>
+      </w:r>
+    </w:p>
+    <w:p>
+      <w:pPr>
+        <w:spacing w:before="80" w:after="80"/>
+        <w:jc w:val="both"/>
+      </w:pPr>
+      <w:r>
+        <w:rPr>
+          <w:rFonts w:ascii="Calibri" w:cs="Calibri" w:eastAsia="Calibri" w:hAnsi="Calibri"/>
+          <w:sz w:val="24"/>
+          <w:szCs w:val="24"/>
+        </w:rPr>
+        <w:t xml:space="preserve">The Why dimension is about what task the visualisation is actually trying to support. Munzner (2014) lists several task types including discover, present, compare and summarise, and others I didn’t end up using. Looking at my six charts, most of them fall into summarise or compare categories. Charts 1 and 5 are about showing overall patterns across many countries, Charts 2 and 3 are directly comparing groups. Chart 4 is more of a discovery task because I wasn't sure going in whether the obesity-diabetes relationship would be as clear at the country level as the literature suggests. Chart 6 is mainly a present task, it's there to show geographic spread to a reader who might not sit and read a table.</w:t>
+      </w:r>
+    </w:p>
+    <w:p>
+      <w:pPr>
+        <w:spacing w:before="80" w:after="80"/>
+        <w:jc w:val="both"/>
+      </w:pPr>
+      <w:r>
+        <w:rPr>
+          <w:rFonts w:ascii="Calibri" w:cs="Calibri" w:eastAsia="Calibri" w:hAnsi="Calibri"/>
+          <w:sz w:val="24"/>
+          <w:szCs w:val="24"/>
+        </w:rPr>
+        <w:t xml:space="preserve">The How dimension is about marks and channels, specifically what visual variables you actually use to represent the data. Cleveland and McGill (1984) rank position as the most accurately perceived channel, with length, angle, area, and colour saturation below it in that order. Based on this, I tried to use position on an axis for the main quantitative comparisons in all six charts, and kept colour mostly for categorical distinctions like sex or region. The one exception is the heatmap in Chart 5, where colour does the quantitative work, but I added numeric labels inside the cells to compensate for the fact that colour alone isn't very precise. For sex encoding across Charts 1 and 2, I used both colour and line style together (solid vs dashed), which means it still reads clearly in greyscale or for someone with colour blindness. I also kept the same region colour palette across all charts so you only need to learn it once. For sex encoding I used both colour and line style together so it still works for colourblind readers or if it gets printed in greyscale.</w:t>
+      </w:r>
+    </w:p>
+    <w:p>
+      <w:pPr>
+        <w:spacing w:before="80" w:after="80"/>
+        <w:jc w:val="both"/>
+      </w:pPr>
+      <w:r>
+        <w:rPr>
+          <w:rFonts w:ascii="Calibri" w:cs="Calibri" w:eastAsia="Calibri" w:hAnsi="Calibri"/>
+          <w:sz w:val="24"/>
+          <w:szCs w:val="24"/>
+        </w:rPr>
+        <w:t xml:space="preserve">One thing I should be upfront about: I didn't design every chart using the framework from scratch before writing any code. In practice I built the charts first, then applied the What-Why-How structure to explain the choices I'd already made. For some of them, like the small multiples decision in Chart 1, that felt a bit circular because the framework was justifying something I'd already decided on practical grounds. A cleaner approach would have been to plan the encodings before coding, but honestly the analysis process involved a lot of back and forth between the data and the visualisations, and that's probably normal for exploratory work.</w:t>
       </w:r>
     </w:p>
     <w:p>
@@ -1454,7 +1469,7 @@
           <w:sz w:val="24"/>
           <w:szCs w:val="24"/>
         </w:rPr>
-        <w:t xml:space="preserve">How: Line marks were used with Year on the x-axis and mean prevalence on the y-axis. The three conditions are shown as separate facets (small multiples) instead of on a single shared chart, because they operate at very different absolute prevalence levels. Hypertension runs at 20–35%, obesity at 5–25%, and diabetes at 5–11% across this period. Putting them on a single y-axis would either compress the obesity and diabetes lines to near-invisibility or push the hypertension line off the top. Independent y-axis scales within each facet is the standard approach for small multiples with heterogeneous scales. Sex uses both colour and line style as redundant encodings.</w:t>
+        <w:t xml:space="preserve">How: Line marks were used with Year on the x-axis and mean prevalence on the y-axis. The three conditions are shown as separate facets (small multiples) instead of on a single shared chart, because they operate at very different absolute prevalence levels. Hypertension runs at 20–35%, obesity at 5–25%, and diabetes at 5–11% across this period. Putting them on a single y-axis would either compress the obesity and diabetes lines to near-invisibility or push the hypertension line off the top. Independent y-axis scales within each facet is the standard approach when the conditions have very different value ranges. Sex uses both colour and line style as redundant encodings.</w:t>
       </w:r>
     </w:p>
     <w:p>
@@ -1559,49 +1574,49 @@
           <w:sz w:val="24"/>
           <w:szCs w:val="24"/>
         </w:rPr>
-        <w:t xml:space="preserve">The main thing this chart shows is that the three conditions aren't all moving in the same direction, which I think is actually the most important point in the whole report. Hypertension has been going down at the global average level — from around 31.9% (men) and 28.2% (women) in 1980 to roughly 26.5% and 22.3% by 2014. That's a drop of around 5–6 percentage points over 35 years. Meanwhile obesity has more than doubled for both sexes: women went from 11.2% to nearly 24%, men from 5.5% to 16.7%. Diabetes also roughly doubled, from around 5% to 10% (NCD-RisC, 2016a; 2016b).</w:t>
-      </w:r>
-    </w:p>
-    <w:p>
-      <w:pPr>
-        <w:spacing w:before="80" w:after="80"/>
-        <w:jc w:val="both"/>
-      </w:pPr>
-      <w:r>
-        <w:rPr>
-          <w:rFonts w:ascii="Calibri" w:cs="Calibri" w:eastAsia="Calibri" w:hAnsi="Calibri"/>
-          <w:sz w:val="24"/>
-          <w:szCs w:val="24"/>
-        </w:rPr>
-        <w:t xml:space="preserve">The hypertension decline makes sense given the wider context — antihypertensive medication became much more accessible from the 1980s onward, and salt reduction campaigns picked up in many high-income countries around the same time (NCD-RisC, 2017). But what the chart really highlights is that this improvement on blood pressure happened at the same time as obesity and diabetes were getting worse. There's no pill equivalent for obesity — it needs behavioural change at a population level, which is a much harder problem.</w:t>
-      </w:r>
-    </w:p>
-    <w:p>
-      <w:pPr>
-        <w:spacing w:before="80" w:after="80"/>
-        <w:jc w:val="both"/>
-      </w:pPr>
-      <w:r>
-        <w:rPr>
-          <w:rFonts w:ascii="Calibri" w:cs="Calibri" w:eastAsia="Calibri" w:hAnsi="Calibri"/>
-          <w:sz w:val="24"/>
-          <w:szCs w:val="24"/>
-        </w:rPr>
-        <w:t xml:space="preserve">Looking at the sex split within each panel: for hypertension, men sit above women throughout, the gap averages around 3–4 percentage points. For obesity it's the opposite — women run 5–7 points higher than men across the whole period, and the gap actually gets wider over time. Diabetes is interesting because the two lines are much closer together. Women start slightly higher, they converge somewhere around 2005, and by 2014 men have pulled very slightly ahead. I wasn't expecting that crossing pattern and it pushed me to look more closely at the gender gap chart (Chart 2).</w:t>
-      </w:r>
-    </w:p>
-    <w:p>
-      <w:pPr>
-        <w:spacing w:before="80" w:after="80"/>
-        <w:jc w:val="both"/>
-      </w:pPr>
-      <w:r>
-        <w:rPr>
-          <w:rFonts w:ascii="Calibri" w:cs="Calibri" w:eastAsia="Calibri" w:hAnsi="Calibri"/>
-          <w:sz w:val="24"/>
-          <w:szCs w:val="24"/>
-        </w:rPr>
-        <w:t xml:space="preserve">One limitation worth flagging: the global average here is unweighted, so Nauru (population around 10,000) counts the same as India (1.3 billion) in the calculation. A population-weighted average would probably look different, especially for obesity and diabetes, since South and South-East Asian countries — which have low obesity rates — would pull the mean down significantly. I couldn't population-weight because the dataset doesn't include population figures, but it's worth keeping in mind that the "global average" here is really an average of 200 country averages, not a true population-level figure.</w:t>
+        <w:t xml:space="preserve">The main thing this chart shows is that the three conditions aren't all moving in the same direction, which I think is actually the most important point in the whole report. Hypertension has been going down at the global average level, going from around 31.9% (men) and 28.2% (women) in 1980 to roughly 26.5% and 22.3% by 2014. That's a drop of around 5–6 percentage points over 35 years. Meanwhile obesity has more than doubled for both sexes: women went from 11.2% to nearly 24%, men from 5.5% to 16.7%. Diabetes also roughly doubled, from around 5% to 10% (NCD-RisC, 2016a; 2016b).</w:t>
+      </w:r>
+    </w:p>
+    <w:p>
+      <w:pPr>
+        <w:spacing w:before="80" w:after="80"/>
+        <w:jc w:val="both"/>
+      </w:pPr>
+      <w:r>
+        <w:rPr>
+          <w:rFonts w:ascii="Calibri" w:cs="Calibri" w:eastAsia="Calibri" w:hAnsi="Calibri"/>
+          <w:sz w:val="24"/>
+          <w:szCs w:val="24"/>
+        </w:rPr>
+        <w:t xml:space="preserve">The hypertension decline makes sense given the wider context. Antihypertensive medication became much more accessible from the 1980s onward, and salt reduction campaigns picked up in many high-income countries around the same time (NCD-RisC, 2017). But what the chart really highlights is that this improvement on blood pressure happened at the same time as obesity and diabetes were getting worse. There's no pill equivalent for obesity. It needs behavioural change at a population level, which is a much harder problem.</w:t>
+      </w:r>
+    </w:p>
+    <w:p>
+      <w:pPr>
+        <w:spacing w:before="80" w:after="80"/>
+        <w:jc w:val="both"/>
+      </w:pPr>
+      <w:r>
+        <w:rPr>
+          <w:rFonts w:ascii="Calibri" w:cs="Calibri" w:eastAsia="Calibri" w:hAnsi="Calibri"/>
+          <w:sz w:val="24"/>
+          <w:szCs w:val="24"/>
+        </w:rPr>
+        <w:t xml:space="preserve">Looking at the sex split within each panel: for hypertension, men sit above women throughout, the gap averages around 3–4 percentage points. For obesity it's the opposite. Women run 5–7 points higher than men across the whole period, and the gap actually gets wider over time. Diabetes is interesting because the two lines are much closer together. Women start slightly higher, they converge somewhere around 2005, and by 2014 men have pulled very slightly ahead. I wasn't expecting that crossing pattern and it pushed me to look more closely at the gender gap chart (Chart 2).</w:t>
+      </w:r>
+    </w:p>
+    <w:p>
+      <w:pPr>
+        <w:spacing w:before="80" w:after="80"/>
+        <w:jc w:val="both"/>
+      </w:pPr>
+      <w:r>
+        <w:rPr>
+          <w:rFonts w:ascii="Calibri" w:cs="Calibri" w:eastAsia="Calibri" w:hAnsi="Calibri"/>
+          <w:sz w:val="24"/>
+          <w:szCs w:val="24"/>
+        </w:rPr>
+        <w:t xml:space="preserve">One limitation worth flagging: the global average here is unweighted, so Nauru (population around 10,000) counts the same as India (1.3 billion) in the calculation. A population-weighted average would probably look different, especially for obesity and diabetes, since South and South-East Asian countries, which have low obesity rates, would pull the mean down significantly. I couldn't population-weight because the dataset doesn't include population figures, but it's worth keeping in mind that the "global average" here is really an average of 200 country averages, not a true population-level figure.</w:t>
       </w:r>
     </w:p>
     <w:p>
@@ -1790,63 +1805,63 @@
           <w:sz w:val="24"/>
           <w:szCs w:val="24"/>
         </w:rPr>
-        <w:t xml:space="preserve">The first thing that jumps out is that almost every region sits below zero for the whole period — meaning women have higher hypertension than men on a regional average basis across most of the world. By 2014, Africa is basically the only region where men are at a similar level or slightly higher than women. This seems to directly contradict what Chart 1 showed, where men were above women at the global level. The reason they don't match is that Chart 1 takes an unweighted average across all 200 individual countries, which is pulled upward by the large number of African and Asian countries where male hypertension does exceed female at the country level. Chart 2 averages within regions first, then across regions, which is a different calculation and can go in a different direction.</w:t>
-      </w:r>
-    </w:p>
-    <w:p>
-      <w:pPr>
-        <w:spacing w:before="80" w:after="80"/>
-        <w:jc w:val="both"/>
-      </w:pPr>
-      <w:r>
-        <w:rPr>
-          <w:rFonts w:ascii="Calibri" w:cs="Calibri" w:eastAsia="Calibri" w:hAnsi="Calibri"/>
-          <w:sz w:val="24"/>
-          <w:szCs w:val="24"/>
-        </w:rPr>
-        <w:t xml:space="preserve">Europe sits the furthest below zero throughout — women there have substantially higher hypertension than men, with the regional gap sitting between −7 and −9 percentage points. A lot of this is driven by Eastern European countries specifically: looking at the wide dataset, countries like Iceland, Estonia, Latvia, and the Czech Republic each had gaps of over −13 percentage points by 2014 (author's own calculation from NCD-RisC dataset). Mills et al. (2016) point to elevated hypertension among older women in post-Soviet countries, where high salt diets and limited screening access have historically hit women harder. There's also probably a treatment gap — male cardiovascular disease has generally got more clinical attention in European health systems, so men tend to get diagnosed and put on medication earlier, which brings their measured prevalence down faster than women's.</w:t>
-      </w:r>
-    </w:p>
-    <w:p>
-      <w:pPr>
-        <w:spacing w:before="80" w:after="80"/>
-        <w:jc w:val="both"/>
-      </w:pPr>
-      <w:r>
-        <w:rPr>
-          <w:rFonts w:ascii="Calibri" w:cs="Calibri" w:eastAsia="Calibri" w:hAnsi="Calibri"/>
-          <w:sz w:val="24"/>
-          <w:szCs w:val="24"/>
-        </w:rPr>
-        <w:t xml:space="preserve">Africa is actually the most interesting one to watch over time. It starts at around −2 percentage points in 1980, gradually moves toward zero, crosses into positive territory around 2009–2010, and ends up at roughly +0.24 by 2014. That makes Africa the only region where the gender gap actually reversed direction during the study period. The change is plausible — rising male cardiovascular risk from urbanisation and alcohol consumption, alongside a slow expansion of hypertension treatment access for women in parts of sub-Saharan Africa, would both push the gap in this direction (Mills et al., 2016).</w:t>
-      </w:r>
-    </w:p>
-    <w:p>
-      <w:pPr>
-        <w:spacing w:before="80" w:after="80"/>
-        <w:jc w:val="both"/>
-      </w:pPr>
-      <w:r>
-        <w:rPr>
-          <w:rFonts w:ascii="Calibri" w:cs="Calibri" w:eastAsia="Calibri" w:hAnsi="Calibri"/>
-          <w:sz w:val="24"/>
-          <w:szCs w:val="24"/>
-        </w:rPr>
-        <w:t xml:space="preserve">The Eastern Mediterranean is the only region that started above zero — men slightly higher at +0.37pp in 1980 — and then crossed below around 1997. After that point, women in this region have had higher mean hypertension than men, reaching about −2.1pp by 2014. My best guess for why this happened is the sharp rise in female obesity across Gulf and MENA countries from the 1990s onward — that would push women's cardiovascular risk up relative to men. UAE female obesity was at 41.4% in 2014, more than 14 percentage points above the male figure, and that kind of gap has real effects on blood pressure risk. The Americas and Western Pacific sit at a fairly stable negative gap throughout with no obvious trend either way.</w:t>
-      </w:r>
-    </w:p>
-    <w:p>
-      <w:pPr>
-        <w:spacing w:before="80" w:after="80"/>
-        <w:jc w:val="both"/>
-      </w:pPr>
-      <w:r>
-        <w:rPr>
-          <w:rFonts w:ascii="Calibri" w:cs="Calibri" w:eastAsia="Calibri" w:hAnsi="Calibri"/>
-          <w:sz w:val="24"/>
-          <w:szCs w:val="24"/>
-        </w:rPr>
-        <w:t xml:space="preserve">One thing I'm not happy with in this chart: when six or seven lines are all bunched between −3 and −5 percentage points in the middle years, it becomes genuinely hard to read. If I was doing this again I'd put region labels directly at the end of each line on the right side rather than relying purely on the legend — it would make it much easier to trace which line belongs to which region without having to glance back and forth.</w:t>
+        <w:t xml:space="preserve">The first thing that jumps out is that almost every region sits below zero for the whole period, meaning women have higher hypertension than men on a regional average basis across most of the world. By 2014, Africa is basically the only region where men are at a similar level or slightly higher than women. This seems to directly contradict what Chart 1 showed, where men were above women at the global level. The reason they don't match is that Chart 1 takes an unweighted average across all 200 individual countries, which is pulled upward by the large number of African and Asian countries where male hypertension does exceed female at the country level. Chart 2 averages within regions first, then across regions, which is a different calculation and can go in a different direction.</w:t>
+      </w:r>
+    </w:p>
+    <w:p>
+      <w:pPr>
+        <w:spacing w:before="80" w:after="80"/>
+        <w:jc w:val="both"/>
+      </w:pPr>
+      <w:r>
+        <w:rPr>
+          <w:rFonts w:ascii="Calibri" w:cs="Calibri" w:eastAsia="Calibri" w:hAnsi="Calibri"/>
+          <w:sz w:val="24"/>
+          <w:szCs w:val="24"/>
+        </w:rPr>
+        <w:t xml:space="preserve">Europe sits the furthest below zero throughout. Women there have substantially higher hypertension than men, with the regional gap sitting between −7 and −9 percentage points. A lot of this is driven by Eastern European countries specifically: looking at the wide dataset, countries like Iceland, Estonia, Latvia, and the Czech Republic each had gaps of over −13 percentage points by 2014 (author's own calculation from NCD-RisC dataset). Mills et al. (2016) point to elevated hypertension among older women in post-Soviet countries, where high salt diets and limited screening access have historically hit women harder. There's also probably a treatment gap. Male cardiovascular disease has generally got more clinical attention in European health systems, so men tend to get diagnosed and put on medication earlier, which brings their measured prevalence down faster than women's.</w:t>
+      </w:r>
+    </w:p>
+    <w:p>
+      <w:pPr>
+        <w:spacing w:before="80" w:after="80"/>
+        <w:jc w:val="both"/>
+      </w:pPr>
+      <w:r>
+        <w:rPr>
+          <w:rFonts w:ascii="Calibri" w:cs="Calibri" w:eastAsia="Calibri" w:hAnsi="Calibri"/>
+          <w:sz w:val="24"/>
+          <w:szCs w:val="24"/>
+        </w:rPr>
+        <w:t xml:space="preserve">Africa is actually the most interesting one to watch over time. It starts at around −2 percentage points in 1980, gradually moves toward zero, crosses into positive territory around 2009–2010, and ends up at roughly +0.24 by 2014. That makes Africa the only region where the gender gap actually reversed direction during the study period. The change is plausible. Rising male cardiovascular risk from urbanisation and alcohol consumption, alongside a slow expansion of hypertension treatment access for women in parts of sub-Saharan Africa, would both push the gap in this direction (Mills et al., 2016).</w:t>
+      </w:r>
+    </w:p>
+    <w:p>
+      <w:pPr>
+        <w:spacing w:before="80" w:after="80"/>
+        <w:jc w:val="both"/>
+      </w:pPr>
+      <w:r>
+        <w:rPr>
+          <w:rFonts w:ascii="Calibri" w:cs="Calibri" w:eastAsia="Calibri" w:hAnsi="Calibri"/>
+          <w:sz w:val="24"/>
+          <w:szCs w:val="24"/>
+        </w:rPr>
+        <w:t xml:space="preserve">The Eastern Mediterranean is the only region that started above zero, with men slightly higher at +0.37pp in 1980, and then it crossed below around 1997. After that point, women in this region have had higher mean hypertension than men, reaching about −2.1pp by 2014. My best guess for why this happened is the sharp rise in female obesity across Gulf and MENA countries from the 1990s onward, which would push women's cardiovascular risk up relative to men. UAE female obesity was at 41.4% in 2014, more than 14 percentage points above the male figure, and that kind of gap has real effects on blood pressure risk. The Americas and Western Pacific sit at a fairly stable negative gap throughout with no obvious trend either way.</w:t>
+      </w:r>
+    </w:p>
+    <w:p>
+      <w:pPr>
+        <w:spacing w:before="80" w:after="80"/>
+        <w:jc w:val="both"/>
+      </w:pPr>
+      <w:r>
+        <w:rPr>
+          <w:rFonts w:ascii="Calibri" w:cs="Calibri" w:eastAsia="Calibri" w:hAnsi="Calibri"/>
+          <w:sz w:val="24"/>
+          <w:szCs w:val="24"/>
+        </w:rPr>
+        <w:t xml:space="preserve">One thing I'm not happy with in this chart: when six or seven lines are all bunched between −3 and −5 percentage points in the middle years, it becomes genuinely hard to read. If I was doing this again I'd put region labels directly at the end of each line on the right side rather than relying purely on the legend. That would make it much easier to trace which line belongs to which region without having to glance back and forth.</w:t>
       </w:r>
     </w:p>
     <w:p>
@@ -1930,7 +1945,7 @@
           <w:sz w:val="24"/>
           <w:szCs w:val="24"/>
         </w:rPr>
-        <w:t xml:space="preserve">How: A horizontal bar chart sorted by overall country average is the conventional choice for ranked categorical data. The country axis runs along y, the prevalence axis along x, and the eye scans from top to bottom to read the ranking. Faceting into two panels (Top 15 and Bottom 15) keeps the x-axis scale consistent within each group while visually separating the extremes. The bars are stacked: men's obesity (blue) forms the base and women's (red) is added on top, so the x-axis shows the combined male+female total rather than individual values. A stacked design was chosen because the primary question is about country-level burden, with the sex comparison secondary. I'm not entirely convinced stacked was the right call. Grouped bars would be better if the sex difference were the main point, since they would show each sex's absolute value without the anchoring problem. It is a genuine trade-off.</w:t>
+        <w:t xml:space="preserve">How: A horizontal bar chart sorted by overall country average is the conventional choice for ranked categorical data. The country axis runs along y, the prevalence axis along x, and the eye scans from top to bottom to read the ranking. Faceting into two panels (Top 15 and Bottom 15) keeps the x-axis scale consistent within each group while visually separating the extremes. The bars are stacked: men's obesity (blue) forms the base and women's (red) is added on top, so the x-axis shows the combined male+female total rather than individual values. A stacked design was chosen because the primary question is about country-level burden, with the sex comparison secondary. I'm not entirely convinced stacked was the right call. Grouped bars would be better if the sex difference were the main point, since it's harder to compare bars when they don't share the same baseline. It is a genuine trade-off.</w:t>
       </w:r>
     </w:p>
     <w:p>
@@ -2049,49 +2064,49 @@
           <w:sz w:val="24"/>
           <w:szCs w:val="24"/>
         </w:rPr>
-        <w:t xml:space="preserve">The top 15 is dominated almost entirely by Pacific Island nations — Nauru, American Samoa, Cook Islands, Palau, Marshall Islands, Tuvalu, Tonga, Samoa, Tokelau, Niue, French Polynesia, and Kiribati are all there. When I first saw this I went to check it wasn't a data error, and then read around to understand why. The basic explanation is a combination of genetic factors, a fast shift away from traditional diets toward cheap imported processed food, and the fact that small island economies have almost no control over their own food supply — they're largely dependent on what gets shipped in (Ng et al., 2014; Popkin et al., 2012). Nauru in 2014 had men at roughly 59% and women at 64% obesity — the majority of the adult population is clinically obese. That's not a slightly elevated rate, it's a fundamentally different situation from most of the world.</w:t>
-      </w:r>
-    </w:p>
-    <w:p>
-      <w:pPr>
-        <w:spacing w:before="80" w:after="80"/>
-        <w:jc w:val="both"/>
-      </w:pPr>
-      <w:r>
-        <w:rPr>
-          <w:rFonts w:ascii="Calibri" w:cs="Calibri" w:eastAsia="Calibri" w:hAnsi="Calibri"/>
-          <w:sz w:val="24"/>
-          <w:szCs w:val="24"/>
-        </w:rPr>
-        <w:t xml:space="preserve">Kuwait and Qatar also make the top 15. Both have high-calorie diets, extreme heat that makes outdoor activity difficult for much of the year, and rapid urbanisation that built cities without much walkability or active commuting infrastructure — Ng et al. (2014) describe this pattern across GCC states generally. The UAE doesn't quite make the top 15 at a combined average of around 68%, but with women at 41.4% obesity it sits in the same cluster as these countries. The difference is a few positions, not a fundamentally different situation.</w:t>
-      </w:r>
-    </w:p>
-    <w:p>
-      <w:pPr>
-        <w:spacing w:before="80" w:after="80"/>
-        <w:jc w:val="both"/>
-      </w:pPr>
-      <w:r>
-        <w:rPr>
-          <w:rFonts w:ascii="Calibri" w:cs="Calibri" w:eastAsia="Calibri" w:hAnsi="Calibri"/>
-          <w:sz w:val="24"/>
-          <w:szCs w:val="24"/>
-        </w:rPr>
-        <w:t xml:space="preserve">The bottom 15 is almost the complete opposite — mostly South and South-East Asian and African countries. Vietnam is at the very bottom by a clear gap: men at 1.4%, women at 2.4%. Bangladesh, India, Nepal, Cambodia, Timor-Leste, and Sri Lanka make up much of the rest, along with African nations like Ethiopia, Uganda, Eritrea, and Madagascar. Japan is the one that surprised me most — it's the only high-income country in the bottom 15. Despite being wealthy and highly urbanised, it has managed to keep obesity very low, which the literature links to food culture: relatively high fish consumption, smaller portion sizes, and social norms around not overeating (Tsugane and Sawada, 2014). It's unusual to see Japan and Bangladesh in the same category for anything.</w:t>
-      </w:r>
-    </w:p>
-    <w:p>
-      <w:pPr>
-        <w:spacing w:before="80" w:after="80"/>
-        <w:jc w:val="both"/>
-      </w:pPr>
-      <w:r>
-        <w:rPr>
-          <w:rFonts w:ascii="Calibri" w:cs="Calibri" w:eastAsia="Calibri" w:hAnsi="Calibri"/>
-          <w:sz w:val="24"/>
-          <w:szCs w:val="24"/>
-        </w:rPr>
-        <w:t xml:space="preserve">One pattern that runs through both panels: women consistently have higher obesity than men, with Japan being the only exception. In the Pacific Island nations the gap is wide — women are typically 10–15 points above men. In the bottom 15 it's smaller, usually 3–6 points, but it's still there. This female excess in obesity alongside the male excess in hypertension from Chart 1 is what makes gender in this dataset complicated — it doesn't point in one clean direction across all three conditions.</w:t>
+        <w:t xml:space="preserve">The top 15 is dominated almost entirely by Pacific Island nations. Nauru, American Samoa, Cook Islands, Palau, Marshall Islands, Tuvalu, Tonga, Samoa, Tokelau, Niue, French Polynesia, and Kiribati are all there. When I first saw this I went to check it wasn't a data error, and then read around to understand why. The basic explanation is a combination of genetic factors, a fast shift away from traditional diets toward cheap imported processed food, and the fact that small island economies have almost no control over their own food supply, they're largely dependent on what gets shipped in (Ng et al., 2014; Popkin et al., 2012). Nauru in 2014 had men at roughly 59% and women at 64% obesity. The majority of the adult population is clinically obese. That's not a slightly elevated rate, it's a fundamentally different situation from most of the world.</w:t>
+      </w:r>
+    </w:p>
+    <w:p>
+      <w:pPr>
+        <w:spacing w:before="80" w:after="80"/>
+        <w:jc w:val="both"/>
+      </w:pPr>
+      <w:r>
+        <w:rPr>
+          <w:rFonts w:ascii="Calibri" w:cs="Calibri" w:eastAsia="Calibri" w:hAnsi="Calibri"/>
+          <w:sz w:val="24"/>
+          <w:szCs w:val="24"/>
+        </w:rPr>
+        <w:t xml:space="preserve">Kuwait and Qatar also make the top 15. Both have high-calorie diets, extreme heat that makes outdoor activity difficult for much of the year, and rapid urbanisation that built cities without much walkability or active commuting infrastructure. Ng et al. (2014) describe this pattern across GCC states generally. The UAE doesn't quite make the top 15 at a combined average of around 68%, but with women at 41.4% obesity it sits in the same cluster as these countries. The difference is a few positions, not a fundamentally different situation.</w:t>
+      </w:r>
+    </w:p>
+    <w:p>
+      <w:pPr>
+        <w:spacing w:before="80" w:after="80"/>
+        <w:jc w:val="both"/>
+      </w:pPr>
+      <w:r>
+        <w:rPr>
+          <w:rFonts w:ascii="Calibri" w:cs="Calibri" w:eastAsia="Calibri" w:hAnsi="Calibri"/>
+          <w:sz w:val="24"/>
+          <w:szCs w:val="24"/>
+        </w:rPr>
+        <w:t xml:space="preserve">The bottom 15 is almost the complete opposite, mostly South and South-East Asian and African countries. Vietnam is at the very bottom by a clear gap: men at 1.4%, women at 2.4%. Bangladesh, India, Nepal, Cambodia, Timor-Leste, and Sri Lanka make up much of the rest, along with African nations like Ethiopia, Uganda, Eritrea, and Madagascar. Japan is the one that surprised me most. It's the only high-income country in the bottom 15. Despite being wealthy and highly urbanised, it has managed to keep obesity very low, which the literature links to food culture: relatively high fish consumption, smaller portion sizes, and social norms around not overeating (Tsugane and Sawada, 2014). It's unusual to see Japan and Bangladesh in the same category for anything.</w:t>
+      </w:r>
+    </w:p>
+    <w:p>
+      <w:pPr>
+        <w:spacing w:before="80" w:after="80"/>
+        <w:jc w:val="both"/>
+      </w:pPr>
+      <w:r>
+        <w:rPr>
+          <w:rFonts w:ascii="Calibri" w:cs="Calibri" w:eastAsia="Calibri" w:hAnsi="Calibri"/>
+          <w:sz w:val="24"/>
+          <w:szCs w:val="24"/>
+        </w:rPr>
+        <w:t xml:space="preserve">One pattern that runs through both panels: women consistently have higher obesity than men, with Japan being the only exception. In the Pacific Island nations the gap is wide. Women are typically 10–15 points above men. In the bottom 15 it's smaller, usually 3–6 points, but it's still there. This female excess in obesity alongside the male excess in hypertension from Chart 1 is what makes gender in this dataset complicated. It doesn't point in one clean direction across all three conditions.</w:t>
       </w:r>
     </w:p>
     <w:p>
@@ -2175,7 +2190,7 @@
           <w:sz w:val="24"/>
           <w:szCs w:val="24"/>
         </w:rPr>
-        <w:t xml:space="preserve">How: Filled point marks, one per country. A linear regression line is overlaid via Altair's transform_regression for a directional reference. The UAE is labelled with a text annotation because it is the country of most personal interest in this analysis. Point opacity is set to 0.75 to make overplotting visible in denser regions of the chart.</w:t>
+        <w:t xml:space="preserve">How: Filled point marks, one per country. A linear regression line is overlaid via Altair's transform_regression for a directional reference. The UAE is labelled with a text annotation because it is the country of most personal interest in this analysis. Point opacity is set to 0.75 so you can see where points overlap in busier areas of the chart.</w:t>
       </w:r>
     </w:p>
     <w:p>
@@ -2280,63 +2295,63 @@
           <w:sz w:val="24"/>
           <w:szCs w:val="24"/>
         </w:rPr>
-        <w:t xml:space="preserve">There is a clear positive relationship overall — as obesity goes up across countries, diabetes tends to follow. That part isn't surprising. What's more useful is looking at where individual regions fall relative to the regression line, because that's where the regional story gets interesting.</w:t>
-      </w:r>
-    </w:p>
-    <w:p>
-      <w:pPr>
-        <w:spacing w:before="80" w:after="80"/>
-        <w:jc w:val="both"/>
-      </w:pPr>
-      <w:r>
-        <w:rPr>
-          <w:rFonts w:ascii="Calibri" w:cs="Calibri" w:eastAsia="Calibri" w:hAnsi="Calibri"/>
-          <w:sz w:val="24"/>
-          <w:szCs w:val="24"/>
-        </w:rPr>
-        <w:t xml:space="preserve">The Eastern Mediterranean cluster (purple) sits above the regression line throughout — these countries have more diabetes than you'd predict from their obesity rate alone. Afghanistan is an extreme case: around 5% obesity but nearly 12% diabetes. Pakistan is similar, roughly 8% obesity and 12% diabetes. This matches what the epidemiology literature says about South Asian and Arab populations — they tend to develop type 2 diabetes at lower body weight than European populations, probably due to differences in visceral fat distribution and how insulin sensitivity is affected (Misra and Khurana, 2011; NCD-RisC, 2016b). It's a known finding, but seeing a whole regional cluster sit consistently above the regression line in a 200-country scatter is a reasonably clear visual demonstration of it.</w:t>
-      </w:r>
-    </w:p>
-    <w:p>
-      <w:pPr>
-        <w:spacing w:before="80" w:after="80"/>
-        <w:jc w:val="both"/>
-      </w:pPr>
-      <w:r>
-        <w:rPr>
-          <w:rFonts w:ascii="Calibri" w:cs="Calibri" w:eastAsia="Calibri" w:hAnsi="Calibri"/>
-          <w:sz w:val="24"/>
-          <w:szCs w:val="24"/>
-        </w:rPr>
-        <w:t xml:space="preserve">The Pacific Island nations (teal cluster) are in the upper-right corner — very high obesity and very high diabetes — but they sit on or close to the regression line rather than above it. Nauru is at around 29% diabetes, American Samoa at 32%, which are extreme numbers in absolute terms, but they're roughly in line with what you'd predict from their obesity levels. So the mechanism there seems to be the standard one: high obesity drives high diabetes, without the extra risk factor you see in the Eastern Mediterranean cluster.</w:t>
-      </w:r>
-    </w:p>
-    <w:p>
-      <w:pPr>
-        <w:spacing w:before="80" w:after="80"/>
-        <w:jc w:val="both"/>
-      </w:pPr>
-      <w:r>
-        <w:rPr>
-          <w:rFonts w:ascii="Calibri" w:cs="Calibri" w:eastAsia="Calibri" w:hAnsi="Calibri"/>
-          <w:sz w:val="24"/>
-          <w:szCs w:val="24"/>
-        </w:rPr>
-        <w:t xml:space="preserve">The UAE sits above the regression line — obesity around 34%, diabetes around 15.2%. What I can't figure out from this dataset is how much of that is driven by the large South Asian expatriate population, who tend to get diabetes at lower BMI. The data is national averages, so that demographic split is completely hidden. That's probably the biggest limitation in what I can actually say about the UAE from this source — the positioning above the line is real, but to explain it properly you'd need data broken down by nationality or ethnicity, which this dataset doesn't have.</w:t>
-      </w:r>
-    </w:p>
-    <w:p>
-      <w:pPr>
-        <w:spacing w:before="80" w:after="80"/>
-        <w:jc w:val="both"/>
-      </w:pPr>
-      <w:r>
-        <w:rPr>
-          <w:rFonts w:ascii="Calibri" w:cs="Calibri" w:eastAsia="Calibri" w:hAnsi="Calibri"/>
-          <w:sz w:val="24"/>
-          <w:szCs w:val="24"/>
-        </w:rPr>
-        <w:t xml:space="preserve">Japan and South Korea cluster in the bottom-left — low obesity and low diabetes, and both below where you'd expect for their income level. East Asian countries generally sit in a different part of the scatter from European or Gulf nations with comparable obesity rates, which comes up across several Lancet studies on global metabolic risk (Ng et al., 2014). China is interestingly positioned — noticeably further right and higher than Japan and South Korea, which makes sense given how fast its diabetes rate has grown since the late 1990s (NCD-RisC, 2016b). The US is worth mentioning too: at roughly 36% obesity, its diabetes rate of around 7% actually sits below the regression line. That's a relatively low diabetes figure for such high obesity, which might reflect how the US health system diagnoses and medicates diabetes — it could be affecting the reported prevalence figures.</w:t>
+        <w:t xml:space="preserve">There is a clear positive relationship overall. As obesity goes up across countries, diabetes tends to follow. That part isn't surprising. What's more useful is looking at where individual regions fall relative to the regression line, because that's where the regional story gets interesting.</w:t>
+      </w:r>
+    </w:p>
+    <w:p>
+      <w:pPr>
+        <w:spacing w:before="80" w:after="80"/>
+        <w:jc w:val="both"/>
+      </w:pPr>
+      <w:r>
+        <w:rPr>
+          <w:rFonts w:ascii="Calibri" w:cs="Calibri" w:eastAsia="Calibri" w:hAnsi="Calibri"/>
+          <w:sz w:val="24"/>
+          <w:szCs w:val="24"/>
+        </w:rPr>
+        <w:t xml:space="preserve">The Eastern Mediterranean cluster (purple) sits above the regression line throughout. These countries have more diabetes than you'd predict from their obesity rate alone. Afghanistan is an extreme case: around 5% obesity but nearly 12% diabetes. Pakistan is similar, roughly 8% obesity and 12% diabetes. This matches what the epidemiology literature says about South Asian and Arab populations. They tend to develop type 2 diabetes at lower body weight than European populations, probably due to differences in visceral fat distribution and how insulin sensitivity is affected (Misra and Khurana, 2011; NCD-RisC, 2016b). It's a known finding, but seeing a whole regional cluster sit consistently above the regression line in a 200-country scatter is a reasonably clear visual demonstration of it.</w:t>
+      </w:r>
+    </w:p>
+    <w:p>
+      <w:pPr>
+        <w:spacing w:before="80" w:after="80"/>
+        <w:jc w:val="both"/>
+      </w:pPr>
+      <w:r>
+        <w:rPr>
+          <w:rFonts w:ascii="Calibri" w:cs="Calibri" w:eastAsia="Calibri" w:hAnsi="Calibri"/>
+          <w:sz w:val="24"/>
+          <w:szCs w:val="24"/>
+        </w:rPr>
+        <w:t xml:space="preserve">The Pacific Island nations (teal cluster) are in the upper-right corner, with very high obesity and very high diabetes, but they sit on or close to the regression line rather than above it. Nauru is at around 29% diabetes, American Samoa at 32%, which are extreme numbers in absolute terms, but they're roughly in line with what you'd predict from their obesity levels. So the mechanism there seems to be the standard one: high obesity drives high diabetes, without the extra risk factor you see in the Eastern Mediterranean cluster.</w:t>
+      </w:r>
+    </w:p>
+    <w:p>
+      <w:pPr>
+        <w:spacing w:before="80" w:after="80"/>
+        <w:jc w:val="both"/>
+      </w:pPr>
+      <w:r>
+        <w:rPr>
+          <w:rFonts w:ascii="Calibri" w:cs="Calibri" w:eastAsia="Calibri" w:hAnsi="Calibri"/>
+          <w:sz w:val="24"/>
+          <w:szCs w:val="24"/>
+        </w:rPr>
+        <w:t xml:space="preserve">The UAE sits above the regression line, with obesity around 34%, diabetes around 15.2%. What I can't figure out from this dataset is how much of that is driven by the large South Asian expatriate population, who tend to get diabetes at lower BMI. The data is national averages, so that demographic split is completely hidden. That's probably the biggest limitation in what I can actually say about the UAE from this source. The positioning above the line is real, but to explain it properly you'd need data broken down by nationality or ethnicity, which this dataset doesn't have.</w:t>
+      </w:r>
+    </w:p>
+    <w:p>
+      <w:pPr>
+        <w:spacing w:before="80" w:after="80"/>
+        <w:jc w:val="both"/>
+      </w:pPr>
+      <w:r>
+        <w:rPr>
+          <w:rFonts w:ascii="Calibri" w:cs="Calibri" w:eastAsia="Calibri" w:hAnsi="Calibri"/>
+          <w:sz w:val="24"/>
+          <w:szCs w:val="24"/>
+        </w:rPr>
+        <w:t xml:space="preserve">Japan and South Korea cluster in the bottom-left, with low obesity and low diabetes, and both below where you'd expect for their income level. East Asian countries generally sit in a different part of the scatter from European or Gulf nations with comparable obesity rates, which comes up across several Lancet studies on global metabolic risk (Ng et al., 2014). China is interestingly positioned. It's noticeably further right and higher than Japan and South Korea, which makes sense given how fast its diabetes rate has grown since the late 1990s (NCD-RisC, 2016b). The US is worth mentioning too: at roughly 36% obesity, its diabetes rate of around 7% actually sits below the regression line. That's a relatively low diabetes figure for such high obesity, which might reflect how the US health system diagnoses and medicates diabetes, and that could be affecting the reported prevalence figures.</w:t>
       </w:r>
     </w:p>
     <w:p>
@@ -2525,49 +2540,49 @@
           <w:sz w:val="24"/>
           <w:szCs w:val="24"/>
         </w:rPr>
-        <w:t xml:space="preserve">Going into this chart I expected Africa to show at least some improvement, given the general decline visible in Chart 1. The flat line across all four decades was the result that made me stop and look again. Africa's mean hypertension sits between 28.6% and 29.6% across all four decades — basically no change over 35 years. In the 1980s it was actually lower than Europe and the Eastern Mediterranean. But because those regions improved while Africa stayed flat, Africa has moved from the bottom of the regional distribution to the middle. Mills et al. (2016) point to a set of structural reasons for this: most people with high blood pressure in sub-Saharan Africa have no idea they have it, primary care screening is inconsistent, and medication is too expensive for many households. None of those things get fixed quickly.</w:t>
-      </w:r>
-    </w:p>
-    <w:p>
-      <w:pPr>
-        <w:spacing w:before="80" w:after="80"/>
-        <w:jc w:val="both"/>
-      </w:pPr>
-      <w:r>
-        <w:rPr>
-          <w:rFonts w:ascii="Calibri" w:cs="Calibri" w:eastAsia="Calibri" w:hAnsi="Calibri"/>
-          <w:sz w:val="24"/>
-          <w:szCs w:val="24"/>
-        </w:rPr>
-        <w:t xml:space="preserve">Europe and the "Other" group had the highest rates in the 1980s — both above 34% — and have seen the biggest drops. Europe went from 34.3% to 25.1%, a fall of over 9 points. The Americas also improved consistently, from 28.0% to 21.7%. These are the clearest success stories in the heatmap, and they match what NCD-RisC (2017) describe as the effect of wider antihypertensive medication access and salt reduction programmes in higher-income countries. The Eastern Mediterranean also improved from 32.1% to 25.5%, roughly keeping pace with Europe.</w:t>
-      </w:r>
-    </w:p>
-    <w:p>
-      <w:pPr>
-        <w:spacing w:before="80" w:after="80"/>
-        <w:jc w:val="both"/>
-      </w:pPr>
-      <w:r>
-        <w:rPr>
-          <w:rFonts w:ascii="Calibri" w:cs="Calibri" w:eastAsia="Calibri" w:hAnsi="Calibri"/>
-          <w:sz w:val="24"/>
-          <w:szCs w:val="24"/>
-        </w:rPr>
-        <w:t xml:space="preserve">South-East Asia is the only region where hypertension actually went up across the four decades — from 22.8% in the 1980s to 24.7% in the 2010s. A 1.9 point rise isn't huge on its own, but the direction is going the wrong way while every other region is improving. The likely explanation is the urbanisation and dietary shift happening across countries like India, Indonesia, Bangladesh, and Thailand — higher-sodium processed foods, less physical activity as people move from agricultural into service-sector work. NCD-RisC (2017) describe this as a fairly predictable pattern in countries at an early stage of economic development, and it's visible here at the regional level.</w:t>
-      </w:r>
-    </w:p>
-    <w:p>
-      <w:pPr>
-        <w:spacing w:before="80" w:after="80"/>
-        <w:jc w:val="both"/>
-      </w:pPr>
-      <w:r>
-        <w:rPr>
-          <w:rFonts w:ascii="Calibri" w:cs="Calibri" w:eastAsia="Calibri" w:hAnsi="Calibri"/>
-          <w:sz w:val="24"/>
-          <w:szCs w:val="24"/>
-        </w:rPr>
-        <w:t xml:space="preserve">Western Pacific improved from 25.5% to 22.0%, which is a reasonable reduction. Overall, the thing this chart communicates most clearly is Africa staying flat while everywhere else improves — and I think that's probably the most practically important finding in the whole report from a policy standpoint.</w:t>
+        <w:t xml:space="preserve">Going into this chart I expected Africa to show at least some improvement, given the general decline visible in Chart 1. The flat line across all four decades was the result that made me stop and look again. Africa's mean hypertension sits between 28.6% and 29.6% across all four decades, basically no change over 35 years. In the 1980s it was actually lower than Europe and the Eastern Mediterranean. But because those regions improved while Africa stayed flat, Africa has moved from the bottom of the regional distribution to the middle. Mills et al. (2016) point to a set of structural reasons for this: most people with high blood pressure in sub-Saharan Africa have no idea they have it, primary care screening is inconsistent, and medication is too expensive for many households. None of those things get fixed quickly.</w:t>
+      </w:r>
+    </w:p>
+    <w:p>
+      <w:pPr>
+        <w:spacing w:before="80" w:after="80"/>
+        <w:jc w:val="both"/>
+      </w:pPr>
+      <w:r>
+        <w:rPr>
+          <w:rFonts w:ascii="Calibri" w:cs="Calibri" w:eastAsia="Calibri" w:hAnsi="Calibri"/>
+          <w:sz w:val="24"/>
+          <w:szCs w:val="24"/>
+        </w:rPr>
+        <w:t xml:space="preserve">Europe and the "Other" group had the highest rates in the 1980s, both above 34%, and have seen the biggest drops. Europe went from 34.3% to 25.1%, a fall of over 9 points. The Americas also improved consistently, from 28.0% to 21.7%. These are the clearest success stories in the heatmap, and they match what NCD-RisC (2017) describe as the effect of wider antihypertensive medication access and salt reduction programmes in higher-income countries. The Eastern Mediterranean also improved from 32.1% to 25.5%, roughly keeping pace with Europe.</w:t>
+      </w:r>
+    </w:p>
+    <w:p>
+      <w:pPr>
+        <w:spacing w:before="80" w:after="80"/>
+        <w:jc w:val="both"/>
+      </w:pPr>
+      <w:r>
+        <w:rPr>
+          <w:rFonts w:ascii="Calibri" w:cs="Calibri" w:eastAsia="Calibri" w:hAnsi="Calibri"/>
+          <w:sz w:val="24"/>
+          <w:szCs w:val="24"/>
+        </w:rPr>
+        <w:t xml:space="preserve">South-East Asia is the only region where hypertension actually went up across the four decades, from 22.8% in the 1980s to 24.7% in the 2010s. A 1.9 point rise isn't huge on its own, but the direction is going the wrong way while every other region is improving. The likely explanation is the urbanisation and dietary shift happening across countries like India, Indonesia, Bangladesh, and Thailand. Higher-sodium processed foods, less physical activity as people move from agricultural into service-sector work. NCD-RisC (2017) describe this as a fairly predictable pattern in countries at an early stage of economic development, and it's visible here at the regional level.</w:t>
+      </w:r>
+    </w:p>
+    <w:p>
+      <w:pPr>
+        <w:spacing w:before="80" w:after="80"/>
+        <w:jc w:val="both"/>
+      </w:pPr>
+      <w:r>
+        <w:rPr>
+          <w:rFonts w:ascii="Calibri" w:cs="Calibri" w:eastAsia="Calibri" w:hAnsi="Calibri"/>
+          <w:sz w:val="24"/>
+          <w:szCs w:val="24"/>
+        </w:rPr>
+        <w:t xml:space="preserve">Western Pacific improved from 25.5% to 22.0%, which is a reasonable reduction. Overall, the thing this chart communicates most clearly is Africa staying flat while everywhere else improves, and I think that's probably the most practically important finding in the whole report from a policy standpoint.</w:t>
       </w:r>
     </w:p>
     <w:p>
@@ -2756,63 +2771,63 @@
           <w:sz w:val="24"/>
           <w:szCs w:val="24"/>
         </w:rPr>
-        <w:t xml:space="preserve">The Gulf and Middle East is the first thing you notice on this map — a solid block of deep red across Egypt, Iraq, Jordan, Saudi Arabia, Kuwait, Qatar, Libya, and the UAE, all above 15% diabetes. That's actually where I looked first too. What the choropleth adds that the scatter plot couldn't show is the geographic continuity — these countries aren't scattered randomly, they form a connected high-risk zone. The reasons are overlapping: diets high in refined carbohydrates, limited physical activity partly because of extreme heat, and the higher diabetes risk of South Asian and Arab populations at moderate BMI levels that was already flagged in Section 7 (Misra and Khurana, 2011).</w:t>
-      </w:r>
-    </w:p>
-    <w:p>
-      <w:pPr>
-        <w:spacing w:before="80" w:after="80"/>
-        <w:jc w:val="both"/>
-      </w:pPr>
-      <w:r>
-        <w:rPr>
-          <w:rFonts w:ascii="Calibri" w:cs="Calibri" w:eastAsia="Calibri" w:hAnsi="Calibri"/>
-          <w:sz w:val="24"/>
-          <w:szCs w:val="24"/>
-        </w:rPr>
-        <w:t xml:space="preserve">Papua New Guinea shows up as a small but noticeably dark patch in the Pacific — diabetes around 15% despite being a lower-middle-income country with relatively low obesity. I had to look this up because it seemed unusual. The clinical literature links it to a form of malnutrition-related diabetes that works differently from the obesity-driven type more common in high-income countries, alongside genetic susceptibility in Melanesian populations (NCD-RisC, 2016b). It's exactly the kind of outlier that would disappear in a table but stands out immediately on a map.</w:t>
-      </w:r>
-    </w:p>
-    <w:p>
-      <w:pPr>
-        <w:spacing w:before="80" w:after="80"/>
-        <w:jc w:val="both"/>
-      </w:pPr>
-      <w:r>
-        <w:rPr>
-          <w:rFonts w:ascii="Calibri" w:cs="Calibri" w:eastAsia="Calibri" w:hAnsi="Calibri"/>
-          <w:sz w:val="24"/>
-          <w:szCs w:val="24"/>
-        </w:rPr>
-        <w:t xml:space="preserve">Sub-Saharan Africa is mostly in the lightest colour band, with most countries below 8% diabetes. This lines up with the low obesity rates from Chart 3, but it's also partly explained by the younger age structure of African populations — diabetes prevalence rises sharply with age, and age-standardisation only partially accounts for that. As African populations age over the coming decades, even if nothing else changes, diabetes rates there are projected to rise considerably (NCD-RisC, 2016b).</w:t>
-      </w:r>
-    </w:p>
-    <w:p>
-      <w:pPr>
-        <w:spacing w:before="80" w:after="80"/>
-        <w:jc w:val="both"/>
-      </w:pPr>
-      <w:r>
-        <w:rPr>
-          <w:rFonts w:ascii="Calibri" w:cs="Calibri" w:eastAsia="Calibri" w:hAnsi="Calibri"/>
-          <w:sz w:val="24"/>
-          <w:szCs w:val="24"/>
-        </w:rPr>
-        <w:t xml:space="preserve">East Asia has a visible gradient across the region — Japan, South Korea, and Vietnam are in the lightest shades, while China is in a noticeably darker band despite being geographically right next to them. That difference between China and its neighbours is something you can actually see at map scale, which is one of the things a choropleth does well. South-East Asia sits in a middle band, neither as low as Vietnam and Japan nor as high as the Gulf.</w:t>
-      </w:r>
-    </w:p>
-    <w:p>
-      <w:pPr>
-        <w:spacing w:before="80" w:after="80"/>
-        <w:jc w:val="both"/>
-      </w:pPr>
-      <w:r>
-        <w:rPr>
-          <w:rFonts w:ascii="Calibri" w:cs="Calibri" w:eastAsia="Calibri" w:hAnsi="Calibri"/>
-          <w:sz w:val="24"/>
-          <w:szCs w:val="24"/>
-        </w:rPr>
-        <w:t xml:space="preserve">The main limitation of a choropleth is that colour isn't very precise — you can clearly tell dark from light, but you can't read an exact number off a continuous gradient. That's why I've tried to pair this map with specific figures in the text and earlier charts rather than using it as the main evidence for any numerical claim. It's best read as a broad picture of where the burden sits geographically.</w:t>
+        <w:t xml:space="preserve">The Gulf and Middle East is the first thing you notice on this map, a solid block of deep red across Egypt, Iraq, Jordan, Saudi Arabia, Kuwait, Qatar, Libya, and the UAE, all above 15% diabetes. That's actually where I looked first too. What the choropleth adds that the scatter plot couldn't show is the geographic continuity. These countries aren't scattered randomly, they form a connected high-risk zone. The reasons are overlapping: diets high in refined carbohydrates, limited physical activity partly because of extreme heat, and the higher diabetes risk of South Asian and Arab populations at moderate BMI levels that was already flagged in Section 7 (Misra and Khurana, 2011).</w:t>
+      </w:r>
+    </w:p>
+    <w:p>
+      <w:pPr>
+        <w:spacing w:before="80" w:after="80"/>
+        <w:jc w:val="both"/>
+      </w:pPr>
+      <w:r>
+        <w:rPr>
+          <w:rFonts w:ascii="Calibri" w:cs="Calibri" w:eastAsia="Calibri" w:hAnsi="Calibri"/>
+          <w:sz w:val="24"/>
+          <w:szCs w:val="24"/>
+        </w:rPr>
+        <w:t xml:space="preserve">Papua New Guinea shows up as a small but noticeably dark patch in the Pacific, with diabetes around 15% despite being a lower-middle-income country with relatively low obesity. I had to look this up because it seemed unusual. The clinical literature links it to a form of malnutrition-related diabetes that works differently from the obesity-driven type more common in high-income countries, alongside genetic susceptibility in Melanesian populations (NCD-RisC, 2016b). It's exactly the kind of outlier that would disappear in a table but stands out immediately on a map.</w:t>
+      </w:r>
+    </w:p>
+    <w:p>
+      <w:pPr>
+        <w:spacing w:before="80" w:after="80"/>
+        <w:jc w:val="both"/>
+      </w:pPr>
+      <w:r>
+        <w:rPr>
+          <w:rFonts w:ascii="Calibri" w:cs="Calibri" w:eastAsia="Calibri" w:hAnsi="Calibri"/>
+          <w:sz w:val="24"/>
+          <w:szCs w:val="24"/>
+        </w:rPr>
+        <w:t xml:space="preserve">Sub-Saharan Africa is mostly in the lightest colour band, with most countries below 8% diabetes. This lines up with the low obesity rates from Chart 3, but it's also partly explained by the younger age structure of African populations. Diabetes prevalence rises sharply with age, and age-standardisation only partially accounts for that. As African populations age over the coming decades, even if nothing else changes, diabetes rates there are projected to rise considerably (NCD-RisC, 2016b).</w:t>
+      </w:r>
+    </w:p>
+    <w:p>
+      <w:pPr>
+        <w:spacing w:before="80" w:after="80"/>
+        <w:jc w:val="both"/>
+      </w:pPr>
+      <w:r>
+        <w:rPr>
+          <w:rFonts w:ascii="Calibri" w:cs="Calibri" w:eastAsia="Calibri" w:hAnsi="Calibri"/>
+          <w:sz w:val="24"/>
+          <w:szCs w:val="24"/>
+        </w:rPr>
+        <w:t xml:space="preserve">East Asia has a visible gradient across the region. Japan, South Korea, and Vietnam are in the lightest shades, while China is in a noticeably darker band despite being geographically right next to them. That difference between China and its neighbours is something you can actually see at map scale, which is one of the things a choropleth does well. South-East Asia sits in a middle band, neither as low as Vietnam and Japan nor as high as the Gulf.</w:t>
+      </w:r>
+    </w:p>
+    <w:p>
+      <w:pPr>
+        <w:spacing w:before="80" w:after="80"/>
+        <w:jc w:val="both"/>
+      </w:pPr>
+      <w:r>
+        <w:rPr>
+          <w:rFonts w:ascii="Calibri" w:cs="Calibri" w:eastAsia="Calibri" w:hAnsi="Calibri"/>
+          <w:sz w:val="24"/>
+          <w:szCs w:val="24"/>
+        </w:rPr>
+        <w:t xml:space="preserve">The main limitation of a choropleth is that colour isn't very precise. You can clearly tell dark from light, but you can't read an exact number off a continuous gradient. That's why I've tried to pair this map with specific figures in the text and earlier charts rather than using it as the main evidence for any numerical claim. It's best read as a broad picture of where the burden sits geographically.</w:t>
       </w:r>
     </w:p>
     <w:p>
@@ -2907,7 +2922,7 @@
           <w:sz w:val="24"/>
           <w:szCs w:val="24"/>
         </w:rPr>
-        <w:t xml:space="preserve">Several limitations deserve acknowledgement. The 1980–2014 window misses more than a decade of recent trends. Country-level averages conceal substantial within-country variation by income, education, and urban/rural residence, in the UAE's case, the large South Asian expatriate population and the Emirati national population likely have quite different metabolic risk profiles that the national average cannot separate, and that is the one gap in what I can say with confidence about the UAE from this data. Unweighted averaging gives Nauru the same weight as India. Despite these limitations, the dataset and the visualisation approach have surfaced patterns at the regional and country level that align with what the broader epidemiological literature would expect, and that would be difficult to communicate through any means other than careful visual analysis.</w:t>
+        <w:t xml:space="preserve">Several limitations deserve acknowledgement. Looking back, I think a population-weighted average would have told a more accurate global story. Nauru counting the same as India in the mean is a real problem I only fully appreciated when I was writing this up. The 1980–2014 window also misses more than a decade of recent trends. Country-level averages conceal substantial within-country variation by income, education, and urban/rural residence, in the UAE's case, the large South Asian expatriate population and the Emirati national population likely have quite different metabolic risk profiles that the national average cannot separate, and that is the one gap in what I can say with confidence about the UAE from this data. Unweighted averaging gives Nauru the same weight as India. Despite these limitations, the dataset and the visualisation approach have surfaced patterns at the regional and country level that align with what the broader epidemiological literature would expect, and that would be difficult to communicate through any means other than careful visual analysis.</w:t>
       </w:r>
     </w:p>
     <w:p>
